--- a/paper/RSTA_V3_Framework_Abstract.docx
+++ b/paper/RSTA_V3_Framework_Abstract.docx
@@ -1640,6 +1640,29 @@
     </w:p>
     <w:p>
       <w:pPr>
+        <w:spacing w:after="80" w:before="80" w:line="320"/>
+      </w:pPr>
+      <w:r>
+        <w:rPr>
+          <w:rFonts w:ascii="Arial" w:cs="Arial" w:eastAsia="Arial" w:hAnsi="Arial"/>
+          <w:b w:val="false"/>
+          <w:bCs w:val="false"/>
+          <w:i/>
+          <w:iCs/>
+          <w:color w:val="222222"/>
+          <w:sz w:val="22"/>
+          <w:szCs w:val="22"/>
+        </w:rPr>
+        <w:t xml:space="preserve">Note: “drift” in this framework refers exclusively to conversation-level semantic state evolution under fixed model weights, not parameter drift or distribution shift in the training sense.</w:t>
+      </w:r>
+    </w:p>
+    <w:p>
+      <w:pPr>
+        <w:spacing w:after="0" w:before="80"/>
+      </w:pPr>
+    </w:p>
+    <w:p>
+      <w:pPr>
         <w:pStyle w:val="Heading2"/>
         <w:spacing w:after="120" w:before="280"/>
       </w:pPr>
@@ -4564,6 +4587,178 @@
           <w:szCs w:val="22"/>
         </w:rPr>
         <w:t xml:space="preserve">What V3 does specify is the vocabulary and structure of observation. Before measuring, one must know what is being measured. The Observation Unit definitions in Section 2 are that specification.</w:t>
+      </w:r>
+    </w:p>
+    <w:p>
+      <w:pPr>
+        <w:spacing w:after="0" w:before="80"/>
+      </w:pPr>
+    </w:p>
+    <w:p>
+      <w:pPr>
+        <w:pStyle w:val="Heading2"/>
+        <w:spacing w:after="120" w:before="280"/>
+      </w:pPr>
+      <w:r>
+        <w:rPr>
+          <w:rFonts w:ascii="Arial" w:cs="Arial" w:eastAsia="Arial" w:hAnsi="Arial"/>
+          <w:b/>
+          <w:bCs/>
+          <w:color w:val="2E4057"/>
+          <w:sz w:val="26"/>
+          <w:szCs w:val="26"/>
+        </w:rPr>
+        <w:t xml:space="preserve">8.1 An Open Empirical Question: Trajectory vs. Sampling Variance</w:t>
+      </w:r>
+    </w:p>
+    <w:p>
+      <w:pPr>
+        <w:spacing w:after="80" w:before="80" w:line="320"/>
+      </w:pPr>
+      <w:r>
+        <w:rPr>
+          <w:rFonts w:ascii="Arial" w:cs="Arial" w:eastAsia="Arial" w:hAnsi="Arial"/>
+          <w:b w:val="false"/>
+          <w:bCs w:val="false"/>
+          <w:i w:val="false"/>
+          <w:iCs w:val="false"/>
+          <w:color w:val="222222"/>
+          <w:sz w:val="22"/>
+          <w:szCs w:val="22"/>
+        </w:rPr>
+        <w:t xml:space="preserve">A critical boundary condition the framework does not currently resolve is the distinction between semantic trajectory and sampling variance.</w:t>
+      </w:r>
+    </w:p>
+    <w:p>
+      <w:pPr>
+        <w:spacing w:after="0" w:before="80"/>
+      </w:pPr>
+    </w:p>
+    <w:p>
+      <w:pPr>
+        <w:spacing w:after="80" w:before="80" w:line="320"/>
+      </w:pPr>
+      <w:r>
+        <w:rPr>
+          <w:rFonts w:ascii="Arial" w:cs="Arial" w:eastAsia="Arial" w:hAnsi="Arial"/>
+          <w:b w:val="false"/>
+          <w:bCs w:val="false"/>
+          <w:i w:val="false"/>
+          <w:iCs w:val="false"/>
+          <w:color w:val="222222"/>
+          <w:sz w:val="22"/>
+          <w:szCs w:val="22"/>
+        </w:rPr>
+        <w:t xml:space="preserve">Under stochastic sampling, the same prompt with the same context will produce different outputs across runs. State vectors computed from these outputs will therefore vary. The question is whether observed state trajectories — directional, cumulative movements in the semantic state space — represent genuine semantic evolution, or whether they are artifacts of sampling noise that would collapse under repeated observation.</w:t>
+      </w:r>
+    </w:p>
+    <w:p>
+      <w:pPr>
+        <w:spacing w:after="0" w:before="80"/>
+      </w:pPr>
+    </w:p>
+    <w:p>
+      <w:pPr>
+        <w:spacing w:after="80" w:before="80" w:line="320"/>
+      </w:pPr>
+      <w:r>
+        <w:rPr>
+          <w:rFonts w:ascii="Arial" w:cs="Arial" w:eastAsia="Arial" w:hAnsi="Arial"/>
+          <w:b w:val="false"/>
+          <w:bCs w:val="false"/>
+          <w:i w:val="false"/>
+          <w:iCs w:val="false"/>
+          <w:color w:val="222222"/>
+          <w:sz w:val="22"/>
+          <w:szCs w:val="22"/>
+        </w:rPr>
+        <w:t xml:space="preserve">The two phenomena have different structural signatures:</w:t>
+      </w:r>
+    </w:p>
+    <w:p>
+      <w:pPr>
+        <w:pStyle w:val="ListParagraph"/>
+        <w:numPr>
+          <w:ilvl w:val="0"/>
+          <w:numId w:val="2"/>
+        </w:numPr>
+        <w:spacing w:after="60" w:before="60" w:line="300"/>
+      </w:pPr>
+      <w:r>
+        <w:rPr>
+          <w:rFonts w:ascii="Arial" w:cs="Arial" w:eastAsia="Arial" w:hAnsi="Arial"/>
+          <w:color w:val="222222"/>
+          <w:sz w:val="22"/>
+          <w:szCs w:val="22"/>
+        </w:rPr>
+        <w:t xml:space="preserve">Sampling variance produces V(t) vectors that are randomly oriented across repeated runs — high magnitude in any individual run, but incoherent in direction across runs.</w:t>
+      </w:r>
+    </w:p>
+    <w:p>
+      <w:pPr>
+        <w:pStyle w:val="ListParagraph"/>
+        <w:numPr>
+          <w:ilvl w:val="0"/>
+          <w:numId w:val="2"/>
+        </w:numPr>
+        <w:spacing w:after="60" w:before="60" w:line="300"/>
+      </w:pPr>
+      <w:r>
+        <w:rPr>
+          <w:rFonts w:ascii="Arial" w:cs="Arial" w:eastAsia="Arial" w:hAnsi="Arial"/>
+          <w:color w:val="222222"/>
+          <w:sz w:val="22"/>
+          <w:szCs w:val="22"/>
+        </w:rPr>
+        <w:t xml:space="preserve">Semantic trajectory produces V(t) vectors that are consistently oriented in the same direction across repeated runs with identical context — the path is reproducible, not just present.</w:t>
+      </w:r>
+    </w:p>
+    <w:p>
+      <w:pPr>
+        <w:spacing w:after="0" w:before="80"/>
+      </w:pPr>
+    </w:p>
+    <w:p>
+      <w:pPr>
+        <w:pBdr>
+          <w:left w:val="single" w:color="1A5276" w:sz="8" w:space="8"/>
+        </w:pBdr>
+        <w:spacing w:after="120" w:before="120" w:line="300"/>
+        <w:ind w:left="720" w:right="720"/>
+      </w:pPr>
+      <w:r>
+        <w:rPr>
+          <w:rFonts w:ascii="Arial" w:cs="Arial" w:eastAsia="Arial" w:hAnsi="Arial"/>
+          <w:i/>
+          <w:iCs/>
+          <w:color w:val="444444"/>
+          <w:sz w:val="22"/>
+          <w:szCs w:val="22"/>
+        </w:rPr>
+        <w:t xml:space="preserve">The framework does not currently specify a method for distinguishing trajectory signals from sampling variance. This is a primary empirical question for the V3 Demo Protocol: whether observed state trajectories are reproducible across runs with fixed context, or whether they collapse to noise under repeated sampling.</w:t>
+      </w:r>
+    </w:p>
+    <w:p>
+      <w:pPr>
+        <w:spacing w:after="0" w:before="80"/>
+      </w:pPr>
+    </w:p>
+    <w:p>
+      <w:pPr>
+        <w:spacing w:after="80" w:before="80" w:line="320"/>
+      </w:pPr>
+      <w:r>
+        <w:rPr>
+          <w:rFonts w:ascii="Arial" w:cs="Arial" w:eastAsia="Arial" w:hAnsi="Arial"/>
+          <w:b w:val="false"/>
+          <w:bCs w:val="false"/>
+          <w:i w:val="false"/>
+          <w:iCs w:val="false"/>
+          <w:color w:val="222222"/>
+          <w:sz w:val="22"/>
+          <w:szCs w:val="22"/>
+        </w:rPr>
+        <w:t xml:space="preserve">This question was first raised as a reviewer-level challenge in response to the public release of this framework. It is recorded here as an open boundary condition, not a resolved claim. Its answer will determine whether OSD’s observational infrastructure captures structure or noise.</w:t>
       </w:r>
     </w:p>
     <w:p>

--- a/paper/RSTA_V3_Framework_Abstract.docx
+++ b/paper/RSTA_V3_Framework_Abstract.docx
@@ -449,6 +449,29 @@
       <w:r>
         <w:rPr>
           <w:rFonts w:ascii="Arial" w:cs="Arial" w:eastAsia="Arial" w:hAnsi="Arial"/>
+          <w:b/>
+          <w:bCs/>
+          <w:i w:val="false"/>
+          <w:iCs w:val="false"/>
+          <w:color w:val="222222"/>
+          <w:sz w:val="22"/>
+          <w:szCs w:val="22"/>
+        </w:rPr>
+        <w:t xml:space="preserve">OSD shifts the research focus from “whether the output changed” to “how the change formed.”</w:t>
+      </w:r>
+    </w:p>
+    <w:p>
+      <w:pPr>
+        <w:spacing w:after="0" w:before="80"/>
+      </w:pPr>
+    </w:p>
+    <w:p>
+      <w:pPr>
+        <w:spacing w:after="80" w:before="80" w:line="320"/>
+      </w:pPr>
+      <w:r>
+        <w:rPr>
+          <w:rFonts w:ascii="Arial" w:cs="Arial" w:eastAsia="Arial" w:hAnsi="Arial"/>
           <w:b w:val="false"/>
           <w:bCs w:val="false"/>
           <w:i w:val="false"/>
@@ -3843,6 +3866,316 @@
         </w:rPr>
         <w:t xml:space="preserve">7. Relationship to RSTA V1 and V2</w:t>
       </w:r>
+    </w:p>
+    <w:tbl>
+      <w:tblPr>
+        <w:tblW w:type="dxa" w:w="9360"/>
+        <w:tblBorders>
+          <w:top w:val="single" w:color="auto" w:sz="4"/>
+          <w:left w:val="single" w:color="auto" w:sz="4"/>
+          <w:bottom w:val="single" w:color="auto" w:sz="4"/>
+          <w:right w:val="single" w:color="auto" w:sz="4"/>
+          <w:insideH w:val="single" w:color="auto" w:sz="4"/>
+          <w:insideV w:val="single" w:color="auto" w:sz="4"/>
+        </w:tblBorders>
+      </w:tblPr>
+      <w:tblGrid>
+        <w:gridCol w:w="4680"/>
+        <w:gridCol w:w="4680"/>
+      </w:tblGrid>
+      <w:tr>
+        <w:tc>
+          <w:tcPr>
+            <w:tcW w:type="dxa" w:w="4680"/>
+            <w:tcBorders>
+              <w:top w:val="single" w:color="CCCCCC" w:sz="1"/>
+              <w:left w:val="single" w:color="CCCCCC" w:sz="1"/>
+              <w:bottom w:val="single" w:color="CCCCCC" w:sz="1"/>
+              <w:right w:val="single" w:color="CCCCCC" w:sz="1"/>
+            </w:tcBorders>
+            <w:shd w:fill="111820" w:val="clear"/>
+            <w:tcMar>
+              <w:top w:type="dxa" w:w="200"/>
+              <w:left w:type="dxa" w:w="240"/>
+              <w:bottom w:type="dxa" w:w="200"/>
+              <w:right w:type="dxa" w:w="160"/>
+            </w:tcMar>
+          </w:tcPr>
+          <w:p>
+            <w:pPr>
+              <w:spacing w:after="80" w:before="0"/>
+            </w:pPr>
+            <w:r>
+              <w:rPr>
+                <w:rFonts w:ascii="Arial" w:cs="Arial" w:eastAsia="Arial" w:hAnsi="Arial"/>
+                <w:b/>
+                <w:bCs/>
+                <w:color w:val="556677"/>
+                <w:sz w:val="20"/>
+                <w:szCs w:val="20"/>
+              </w:rPr>
+              <w:t xml:space="preserve">Existing Work</w:t>
+            </w:r>
+          </w:p>
+          <w:p>
+            <w:pPr>
+              <w:spacing w:after="0" w:before="60"/>
+            </w:pPr>
+            <w:r>
+              <w:rPr>
+                <w:rFonts w:ascii="Courier New" w:cs="Courier New" w:eastAsia="Courier New" w:hAnsi="Courier New"/>
+                <w:color w:val="7a9ab8"/>
+                <w:sz w:val="18"/>
+                <w:szCs w:val="18"/>
+              </w:rPr>
+              <w:t xml:space="preserve">Detection</w:t>
+            </w:r>
+          </w:p>
+          <w:p>
+            <w:pPr>
+              <w:spacing w:after="0" w:before="0"/>
+            </w:pPr>
+            <w:r>
+              <w:rPr>
+                <w:rFonts w:ascii="Courier New" w:cs="Courier New" w:eastAsia="Courier New" w:hAnsi="Courier New"/>
+                <w:color w:val="334455"/>
+                <w:sz w:val="18"/>
+                <w:szCs w:val="18"/>
+              </w:rPr>
+              <w:t xml:space="preserve">  ↓</w:t>
+            </w:r>
+          </w:p>
+          <w:p>
+            <w:pPr>
+              <w:spacing w:after="60" w:before="0"/>
+            </w:pPr>
+            <w:r>
+              <w:rPr>
+                <w:rFonts w:ascii="Courier New" w:cs="Courier New" w:eastAsia="Courier New" w:hAnsi="Courier New"/>
+                <w:color w:val="556677"/>
+                <w:sz w:val="18"/>
+                <w:szCs w:val="18"/>
+              </w:rPr>
+              <w:t xml:space="preserve">Intent Drift</w:t>
+            </w:r>
+          </w:p>
+          <w:p>
+            <w:pPr>
+              <w:spacing w:after="0" w:before="0"/>
+            </w:pPr>
+            <w:r>
+              <w:rPr>
+                <w:rFonts w:ascii="Courier New" w:cs="Courier New" w:eastAsia="Courier New" w:hAnsi="Courier New"/>
+                <w:color w:val="7a9ab8"/>
+                <w:sz w:val="18"/>
+                <w:szCs w:val="18"/>
+              </w:rPr>
+              <w:t xml:space="preserve">Theory</w:t>
+            </w:r>
+          </w:p>
+          <w:p>
+            <w:pPr>
+              <w:spacing w:after="0" w:before="0"/>
+            </w:pPr>
+            <w:r>
+              <w:rPr>
+                <w:rFonts w:ascii="Courier New" w:cs="Courier New" w:eastAsia="Courier New" w:hAnsi="Courier New"/>
+                <w:color w:val="334455"/>
+                <w:sz w:val="18"/>
+                <w:szCs w:val="18"/>
+              </w:rPr>
+              <w:t xml:space="preserve">  ↓</w:t>
+            </w:r>
+          </w:p>
+          <w:p>
+            <w:pPr>
+              <w:spacing w:after="60" w:before="0"/>
+            </w:pPr>
+            <w:r>
+              <w:rPr>
+                <w:rFonts w:ascii="Courier New" w:cs="Courier New" w:eastAsia="Courier New" w:hAnsi="Courier New"/>
+                <w:color w:val="556677"/>
+                <w:sz w:val="18"/>
+                <w:szCs w:val="18"/>
+              </w:rPr>
+              <w:t xml:space="preserve">Token Dynamics</w:t>
+            </w:r>
+          </w:p>
+          <w:p>
+            <w:pPr>
+              <w:spacing w:after="0" w:before="0"/>
+            </w:pPr>
+            <w:r>
+              <w:rPr>
+                <w:rFonts w:ascii="Courier New" w:cs="Courier New" w:eastAsia="Courier New" w:hAnsi="Courier New"/>
+                <w:color w:val="7a9ab8"/>
+                <w:sz w:val="18"/>
+                <w:szCs w:val="18"/>
+              </w:rPr>
+              <w:t xml:space="preserve">Localization</w:t>
+            </w:r>
+          </w:p>
+          <w:p>
+            <w:pPr>
+              <w:spacing w:after="0" w:before="0"/>
+            </w:pPr>
+            <w:r>
+              <w:rPr>
+                <w:rFonts w:ascii="Courier New" w:cs="Courier New" w:eastAsia="Courier New" w:hAnsi="Courier New"/>
+                <w:color w:val="334455"/>
+                <w:sz w:val="18"/>
+                <w:szCs w:val="18"/>
+              </w:rPr>
+              <w:t xml:space="preserve">  ↓</w:t>
+            </w:r>
+          </w:p>
+          <w:p>
+            <w:pPr>
+              <w:spacing w:after="0" w:before="0"/>
+            </w:pPr>
+            <w:r>
+              <w:rPr>
+                <w:rFonts w:ascii="Courier New" w:cs="Courier New" w:eastAsia="Courier New" w:hAnsi="Courier New"/>
+                <w:color w:val="556677"/>
+                <w:sz w:val="18"/>
+                <w:szCs w:val="18"/>
+              </w:rPr>
+              <w:t xml:space="preserve">Internal Representation</w:t>
+            </w:r>
+          </w:p>
+        </w:tc>
+        <w:tc>
+          <w:tcPr>
+            <w:tcW w:type="dxa" w:w="4680"/>
+            <w:tcBorders>
+              <w:top w:val="single" w:color="CCCCCC" w:sz="1"/>
+              <w:left w:val="single" w:color="1A5276" w:sz="3"/>
+              <w:bottom w:val="single" w:color="CCCCCC" w:sz="1"/>
+              <w:right w:val="single" w:color="CCCCCC" w:sz="1"/>
+            </w:tcBorders>
+            <w:shd w:fill="0a1520" w:val="clear"/>
+            <w:tcMar>
+              <w:top w:type="dxa" w:w="200"/>
+              <w:left w:type="dxa" w:w="240"/>
+              <w:bottom w:type="dxa" w:w="200"/>
+              <w:right w:type="dxa" w:w="160"/>
+            </w:tcMar>
+          </w:tcPr>
+          <w:p>
+            <w:pPr>
+              <w:spacing w:after="80" w:before="0"/>
+            </w:pPr>
+            <w:r>
+              <w:rPr>
+                <w:rFonts w:ascii="Arial" w:cs="Arial" w:eastAsia="Arial" w:hAnsi="Arial"/>
+                <w:b/>
+                <w:bCs/>
+                <w:color w:val="3dd6b0"/>
+                <w:sz w:val="20"/>
+                <w:szCs w:val="20"/>
+              </w:rPr>
+              <w:t xml:space="preserve">OSD</w:t>
+            </w:r>
+          </w:p>
+          <w:p>
+            <w:pPr>
+              <w:spacing w:after="0" w:before="60"/>
+            </w:pPr>
+            <w:r>
+              <w:rPr>
+                <w:rFonts w:ascii="Courier New" w:cs="Courier New" w:eastAsia="Courier New" w:hAnsi="Courier New"/>
+                <w:color w:val="3dd6b0"/>
+                <w:sz w:val="18"/>
+                <w:szCs w:val="18"/>
+              </w:rPr>
+              <w:t xml:space="preserve">Observation</w:t>
+            </w:r>
+          </w:p>
+          <w:p>
+            <w:pPr>
+              <w:spacing w:after="0" w:before="0"/>
+            </w:pPr>
+            <w:r>
+              <w:rPr>
+                <w:rFonts w:ascii="Courier New" w:cs="Courier New" w:eastAsia="Courier New" w:hAnsi="Courier New"/>
+                <w:color w:val="1A5276"/>
+                <w:sz w:val="18"/>
+                <w:szCs w:val="18"/>
+              </w:rPr>
+              <w:t xml:space="preserve">  ↓</w:t>
+            </w:r>
+          </w:p>
+          <w:p>
+            <w:pPr>
+              <w:spacing w:after="80" w:before="0"/>
+            </w:pPr>
+            <w:r>
+              <w:rPr>
+                <w:rFonts w:ascii="Courier New" w:cs="Courier New" w:eastAsia="Courier New" w:hAnsi="Courier New"/>
+                <w:color w:val="3dd6b0"/>
+                <w:sz w:val="18"/>
+                <w:szCs w:val="18"/>
+              </w:rPr>
+              <w:t xml:space="preserve">Identity Formation Process</w:t>
+            </w:r>
+          </w:p>
+          <w:p>
+            <w:pPr>
+              <w:spacing w:after="0" w:before="60"/>
+            </w:pPr>
+            <w:r>
+              <w:rPr>
+                <w:rFonts w:ascii="Arial" w:cs="Arial" w:eastAsia="Arial" w:hAnsi="Arial"/>
+                <w:b/>
+                <w:bCs/>
+                <w:color w:val="7a9ab8"/>
+                <w:sz w:val="18"/>
+                <w:szCs w:val="18"/>
+              </w:rPr>
+              <w:t xml:space="preserve">Focus:</w:t>
+            </w:r>
+          </w:p>
+          <w:p>
+            <w:pPr>
+              <w:spacing w:after="0" w:before="0"/>
+            </w:pPr>
+            <w:r>
+              <w:rPr>
+                <w:rFonts w:ascii="Arial" w:cs="Arial" w:eastAsia="Arial" w:hAnsi="Arial"/>
+                <w:i/>
+                <w:iCs/>
+                <w:color w:val="556677"/>
+                <w:sz w:val="18"/>
+                <w:szCs w:val="18"/>
+              </w:rPr>
+              <w:t xml:space="preserve">Not whether output changed.</w:t>
+            </w:r>
+          </w:p>
+          <w:p>
+            <w:pPr>
+              <w:spacing w:after="0" w:before="0"/>
+            </w:pPr>
+            <w:r>
+              <w:rPr>
+                <w:rFonts w:ascii="Arial" w:cs="Arial" w:eastAsia="Arial" w:hAnsi="Arial"/>
+                <w:b/>
+                <w:bCs/>
+                <w:i/>
+                <w:iCs/>
+                <w:color w:val="3dd6b0"/>
+                <w:sz w:val="18"/>
+                <w:szCs w:val="18"/>
+              </w:rPr>
+              <w:t xml:space="preserve">How the change formed.</w:t>
+            </w:r>
+          </w:p>
+        </w:tc>
+      </w:tr>
+    </w:tbl>
+    <w:p>
+      <w:pPr>
+        <w:spacing w:after="0" w:before="160"/>
+      </w:pPr>
     </w:p>
     <w:p>
       <w:pPr>

--- a/paper/RSTA_V3_Framework_Abstract.docx
+++ b/paper/RSTA_V3_Framework_Abstract.docx
@@ -16,7 +16,7 @@
           <w:sz w:val="40"/>
           <w:szCs w:val="40"/>
         </w:rPr>
-        <w:t xml:space="preserve">Observable Semantic Dynamics: The Observation Layer of Recursive State Transition Architecture</w:t>
+        <w:t xml:space="preserve">Observable Semantic Dynamics: A Framework for Making High-Level Semantic Emergence Visible in Language Models</w:t>
       </w:r>
     </w:p>
     <w:p>
@@ -33,7 +33,7 @@
           <w:sz w:val="24"/>
           <w:szCs w:val="24"/>
         </w:rPr>
-        <w:t xml:space="preserve">Generation Architecture and Observation Layer within the RSTA Semantic Dynamics Framework</w:t>
+        <w:t xml:space="preserve">Observation Layer of the Recursive State Transition Architecture (RSTA) · OSD Framework</w:t>
       </w:r>
     </w:p>
     <w:p>
@@ -526,7 +526,7 @@
           <w:sz w:val="22"/>
           <w:szCs w:val="22"/>
         </w:rPr>
-        <w:t xml:space="preserve">This paper introduces the Observable Semantic Dynamics Framework, a theoretical architecture for treating semantic state transitions as observable, structured phenomena. The framework defines four primitive observation units — State, Identity, Trajectory, and Transition — and establishes the relationships between them. It further proposes the Semantic Fingerprint as a compressed, comparable representation of semantic state, and the State Timeline as the primary data structure for recording longitudinal semantic evolution.</w:t>
+        <w:t xml:space="preserve">This paper introduces the Observable Semantic Dynamics Framework — a theoretical architecture for making high-level semantic emergence visible as a structured, observable phenomenon. The framework defines four primitive observation units — State, Identity, Trajectory, and Transition — and establishes the relationships between them. It further proposes the Semantic Fingerprint as a compressed, comparable representation of semantic state, and the State Timeline as the primary data structure for recording longitudinal semantic evolution.</w:t>
       </w:r>
     </w:p>
     <w:p>
@@ -4116,7 +4116,7 @@
                 <w:sz w:val="18"/>
                 <w:szCs w:val="18"/>
               </w:rPr>
-              <w:t xml:space="preserve">Identity Formation Process</w:t>
+              <w:t xml:space="preserve">Semantic Emergence</w:t>
             </w:r>
           </w:p>
           <w:p>
@@ -5134,7 +5134,7 @@
           <w:sz w:val="22"/>
           <w:szCs w:val="22"/>
         </w:rPr>
-        <w:t xml:space="preserve">The Observable Semantic Dynamics Framework is motivated by a single epistemological claim: that the process by which a language model undergoes identity change is not inherently invisible. It is currently unobserved because the instruments to observe it do not yet exist.</w:t>
+        <w:t xml:space="preserve">The Observable Semantic Dynamics Framework is motivated by a single epistemological claim: that high-level semantic emergence in language models is not inherently invisible. It is currently unobserved because the instruments to observe it do not yet exist.</w:t>
       </w:r>
     </w:p>
     <w:p>
@@ -5230,7 +5230,7 @@
           <w:sz w:val="18"/>
           <w:szCs w:val="18"/>
         </w:rPr>
-        <w:t xml:space="preserve">RSTA V3 Framework Abstract · Draft 0.1 · Observable Semantic Dynamics Framework</w:t>
+        <w:t xml:space="preserve">Observable Semantic Dynamics · Draft 0.6 · Making High-Level Semantic Emergence Visible</w:t>
       </w:r>
     </w:p>
     <w:p>

--- a/paper/RSTA_V3_Framework_Abstract.docx
+++ b/paper/RSTA_V3_Framework_Abstract.docx
@@ -49,6 +49,34 @@
           <w:szCs w:val="20"/>
         </w:rPr>
         <w:t xml:space="preserve">Mao Lin Chang · Independent Researcher · pida-lab.com</w:t>
+      </w:r>
+    </w:p>
+    <w:p>
+      <w:pPr>
+        <w:spacing w:after="80" w:before="40"/>
+        <w:jc w:val="center"/>
+      </w:pPr>
+      <w:r>
+        <w:rPr>
+          <w:rFonts w:ascii="Arial" w:cs="Arial" w:eastAsia="Arial" w:hAnsi="Arial"/>
+          <w:b/>
+          <w:bCs/>
+          <w:color w:val="666666"/>
+          <w:sz w:val="18"/>
+          <w:szCs w:val="18"/>
+        </w:rPr>
+        <w:t xml:space="preserve">Keywords: </w:t>
+      </w:r>
+      <w:r>
+        <w:rPr>
+          <w:rFonts w:ascii="Arial" w:cs="Arial" w:eastAsia="Arial" w:hAnsi="Arial"/>
+          <w:i/>
+          <w:iCs/>
+          <w:color w:val="888888"/>
+          <w:sz w:val="18"/>
+          <w:szCs w:val="18"/>
+        </w:rPr>
+        <w:t xml:space="preserve">semantic dynamics · semantic identity · identity drift · language models · observability · trajectory analysis · semantic continuity</w:t>
       </w:r>
     </w:p>
     <w:p>

--- a/paper/RSTA_V3_Framework_Abstract.docx
+++ b/paper/RSTA_V3_Framework_Abstract.docx
@@ -1002,7 +1002,7 @@
                 <w:sz w:val="18"/>
                 <w:szCs w:val="18"/>
               </w:rPr>
-              <w:t xml:space="preserve">"The Identity Shift visible at Turn 47 was not sudden."</w:t>
+              <w:t xml:space="preserve">"The Semantic State Transition visible at Turn 47 was not sudden."</w:t>
             </w:r>
           </w:p>
           <w:p>
@@ -1396,7 +1396,30 @@
           <w:sz w:val="22"/>
           <w:szCs w:val="22"/>
         </w:rPr>
-        <w:t xml:space="preserve">Identity is not a state. It is a persistent structure that constrains how states are evaluated.</w:t>
+        <w:t xml:space="preserve">Identity is not the primary object of study in OSD. Rather, Identity serves as a persistent reference structure against which semantic state evolution can be observed, compared, and evaluated.</w:t>
+      </w:r>
+    </w:p>
+    <w:p>
+      <w:pPr>
+        <w:spacing w:after="0" w:before="80"/>
+      </w:pPr>
+    </w:p>
+    <w:p>
+      <w:pPr>
+        <w:spacing w:after="80" w:before="80" w:line="320"/>
+      </w:pPr>
+      <w:r>
+        <w:rPr>
+          <w:rFonts w:ascii="Arial" w:cs="Arial" w:eastAsia="Arial" w:hAnsi="Arial"/>
+          <w:b w:val="false"/>
+          <w:bCs w:val="false"/>
+          <w:i w:val="false"/>
+          <w:iCs w:val="false"/>
+          <w:color w:val="222222"/>
+          <w:sz w:val="22"/>
+          <w:szCs w:val="22"/>
+        </w:rPr>
+        <w:t xml:space="preserve">Identity is not a state. It is a persistent structure that constrains how states are evaluated. This distinction is critical: the research object is semantic state evolution; Identity is the observational baseline.</w:t>
       </w:r>
     </w:p>
     <w:p>
@@ -1442,30 +1465,30 @@
           <w:sz w:val="22"/>
           <w:szCs w:val="22"/>
         </w:rPr>
-        <w:t xml:space="preserve">V3 introduces Identity as a first-class observation unit because the critical question is not only whether a model’s current state deviates from its identity, but whether the trajectory of states is moving toward or away from identity conformance. Identity is the reference frame against which trajectory direction is measured.</w:t>
-      </w:r>
-    </w:p>
-    <w:p>
-      <w:pPr>
-        <w:spacing w:after="0" w:before="80"/>
-      </w:pPr>
-    </w:p>
-    <w:p>
-      <w:pPr>
-        <w:spacing w:after="80" w:before="80" w:line="320"/>
-      </w:pPr>
-      <w:r>
-        <w:rPr>
-          <w:rFonts w:ascii="Arial" w:cs="Arial" w:eastAsia="Arial" w:hAnsi="Arial"/>
-          <w:b w:val="false"/>
-          <w:bCs w:val="false"/>
-          <w:i w:val="false"/>
-          <w:iCs w:val="false"/>
-          <w:color w:val="222222"/>
-          <w:sz w:val="22"/>
-          <w:szCs w:val="22"/>
-        </w:rPr>
-        <w:t xml:space="preserve">A model may temporarily occupy a state far from its identity for contextually valid reasons — expressing empathy under distress, for example — without undergoing an identity shift. The distinction requires tracking the trajectory, not only the current position.</w:t>
+        <w:t xml:space="preserve">V3 introduces Identity as a first-class observation unit because the critical question is not only whether a model’s current state deviates from its reference structure, but whether the trajectory of states is moving toward or away from conformance. Identity is the reference frame against which trajectory direction is measured — not the phenomenon being studied.</w:t>
+      </w:r>
+    </w:p>
+    <w:p>
+      <w:pPr>
+        <w:spacing w:after="0" w:before="80"/>
+      </w:pPr>
+    </w:p>
+    <w:p>
+      <w:pPr>
+        <w:spacing w:after="80" w:before="80" w:line="320"/>
+      </w:pPr>
+      <w:r>
+        <w:rPr>
+          <w:rFonts w:ascii="Arial" w:cs="Arial" w:eastAsia="Arial" w:hAnsi="Arial"/>
+          <w:b w:val="false"/>
+          <w:bCs w:val="false"/>
+          <w:i w:val="false"/>
+          <w:iCs w:val="false"/>
+          <w:color w:val="222222"/>
+          <w:sz w:val="22"/>
+          <w:szCs w:val="22"/>
+        </w:rPr>
+        <w:t xml:space="preserve">A model may temporarily occupy a state far from its reference structure for contextually valid reasons — expressing empathy under distress, for example — without undergoing a semantic state transition. The distinction requires tracking the trajectory, not only the current position.</w:t>
       </w:r>
     </w:p>
     <w:p>
@@ -1597,7 +1620,7 @@
           <w:sz w:val="22"/>
           <w:szCs w:val="22"/>
         </w:rPr>
-        <w:t xml:space="preserve">Trajectory is the observational unit that makes V3’s core proposition testable. If identity shifts are preceded by trajectory signals, those signals manifest as patterns in V(t) and A(t) before the output-layer behavioral change becomes detectable.</w:t>
+        <w:t xml:space="preserve">Trajectory is the observational unit that makes V3’s core proposition testable. If semantic state transitions are preceded by trajectory signals, those signals manifest as patterns in V(t) and A(t) before the output-layer behavioral change becomes detectable.</w:t>
       </w:r>
     </w:p>
     <w:p>
@@ -1639,7 +1662,7 @@
           <w:sz w:val="22"/>
           <w:szCs w:val="22"/>
         </w:rPr>
-        <w:t xml:space="preserve">Gradual drift: V(t) is consistently directed away from identity conformance across multiple turns. The shift is slow but continuous. TCI is high because the path is traceable.</w:t>
+        <w:t xml:space="preserve">Gradual drift: V(t) is consistently directed away from the reference structure across multiple turns. The shift is slow but continuous. TCI is high because the path is traceable.</w:t>
       </w:r>
     </w:p>
     <w:p>
@@ -2766,7 +2789,7 @@
           <w:sz w:val="22"/>
           <w:szCs w:val="22"/>
         </w:rPr>
-        <w:t xml:space="preserve">This is OSD’s foundational claim. It is not a prediction claim. It does not assert that we can know what will happen next. It asserts something more basic: that what is currently invisible — the process by which a language model’s identity shifts — can be made visible through the right observational architecture.</w:t>
+        <w:t xml:space="preserve">This is OSD’s foundational claim. It is not a prediction claim. It does not assert that we can know what will happen next. It asserts something more basic: that what is currently invisible — the process by which high-level semantic states emerge and shift — can be made visible through the right observational architecture.</w:t>
       </w:r>
     </w:p>
     <w:p>
@@ -3017,7 +3040,7 @@
           <w:sz w:val="22"/>
           <w:szCs w:val="22"/>
         </w:rPr>
-        <w:t xml:space="preserve">From the core claim follows a testable proposition:</w:t>
+        <w:t xml:space="preserve">From the core claim follows a testable proposition. Here, “Semantic Identity Shift” refers specifically to a semantic state transition of sufficient magnitude to cross the conformance threshold relative to the reference Identity structure — not to a change in identity as a research object.</w:t>
       </w:r>
     </w:p>
     <w:p>
@@ -3065,30 +3088,30 @@
           <w:sz w:val="22"/>
           <w:szCs w:val="22"/>
         </w:rPr>
-        <w:t xml:space="preserve">This proposition has two components: an existence claim (trajectory signals precede identity shifts, not merely accompany them), and a temporal claim (these signals are detectable before the output layer exhibits observable behavioral change).</w:t>
-      </w:r>
-    </w:p>
-    <w:p>
-      <w:pPr>
-        <w:spacing w:after="0" w:before="80"/>
-      </w:pPr>
-    </w:p>
-    <w:p>
-      <w:pPr>
-        <w:spacing w:after="80" w:before="80" w:line="320"/>
-      </w:pPr>
-      <w:r>
-        <w:rPr>
-          <w:rFonts w:ascii="Arial" w:cs="Arial" w:eastAsia="Arial" w:hAnsi="Arial"/>
-          <w:b w:val="false"/>
-          <w:bCs w:val="false"/>
-          <w:i w:val="false"/>
-          <w:iCs w:val="false"/>
-          <w:color w:val="222222"/>
-          <w:sz w:val="22"/>
-          <w:szCs w:val="22"/>
-        </w:rPr>
-        <w:t xml:space="preserve">The proposition is falsifiable: if systematic observation reveals that no trajectory signal precedes identity shifts — that all detectable signals are concurrent with or posterior to output-layer change — the temporal dimension is refuted. Crucially, the core claim about visibility is not thereby refuted. OSD retains its value as an observational infrastructure even if prediction proves impossible.</w:t>
+        <w:t xml:space="preserve">This proposition has two components: an existence claim (trajectory signals precede semantic state transitions, not merely accompany them), and a temporal claim (these signals are detectable before the output layer exhibits observable behavioral change).</w:t>
+      </w:r>
+    </w:p>
+    <w:p>
+      <w:pPr>
+        <w:spacing w:after="0" w:before="80"/>
+      </w:pPr>
+    </w:p>
+    <w:p>
+      <w:pPr>
+        <w:spacing w:after="80" w:before="80" w:line="320"/>
+      </w:pPr>
+      <w:r>
+        <w:rPr>
+          <w:rFonts w:ascii="Arial" w:cs="Arial" w:eastAsia="Arial" w:hAnsi="Arial"/>
+          <w:b w:val="false"/>
+          <w:bCs w:val="false"/>
+          <w:i w:val="false"/>
+          <w:iCs w:val="false"/>
+          <w:color w:val="222222"/>
+          <w:sz w:val="22"/>
+          <w:szCs w:val="22"/>
+        </w:rPr>
+        <w:t xml:space="preserve">The proposition is falsifiable: if systematic observation reveals that no trajectory signal precedes semantic state transitions — that all detectable signals are concurrent with or posterior to output-layer change — the temporal dimension is refuted. Crucially, the core claim about visibility is not thereby refuted. OSD retains its value as an observational infrastructure even if prediction proves impossible.</w:t>
       </w:r>
     </w:p>
     <w:p>
@@ -4782,7 +4805,7 @@
           <w:sz w:val="22"/>
           <w:szCs w:val="22"/>
         </w:rPr>
-        <w:t xml:space="preserve">The three versions together form a complete observational stack: current state, identity conformance, and trajectory history. Each layer is independently useful; together they enable the full range of semantic dynamics analysis V3 is designed to support.</w:t>
+        <w:t xml:space="preserve">The three versions together form a complete observational stack: current state, reference conformance, and trajectory history. Each layer is independently useful; together they enable the full range of semantic dynamics analysis V3 is designed to support.</w:t>
       </w:r>
     </w:p>
     <w:p>
